--- a/roteiros/curtos/ROTEIROS_15102026_B.docx
+++ b/roteiros/curtos/ROTEIROS_15102026_B.docx
@@ -31,7 +31,7 @@
           <w:sz w:val="28"/>
           <w:szCs w:val="28"/>
         </w:rPr>
-        <w:t xml:space="preserve">ROTEIRO 1 — PAES DISSE QUE RESPEITAVA A DECISÃO. CINCO DIAS DEPOIS, FOI AO STF. A LEI ESTÁ DO LADO DE QUEM?</w:t>
+        <w:t xml:space="preserve">ROTEIRO 1 — PAES DISSE QUE RESPEITAVA A DECISÃO. SEIS DIAS DEPOIS, FOI AO STF. A LEI ESTÁ DO LADO DE QUEM?</w:t>
       </w:r>
     </w:p>
     <w:p>
@@ -76,7 +76,7 @@
           <w:sz w:val="24"/>
           <w:szCs w:val="24"/>
         </w:rPr>
-        <w:t xml:space="preserve">“Decisão judicial a gente respeita.” Foi o que o Eduardo Paes disse no dia 8. Cinco dias depois, o partido dele foi ao Supremo pedir segundo turno no Rio. E eu vou te mostrar por que, juridicamente, esse pedido briga com a própria lei eleitoral.</w:t>
+        <w:t xml:space="preserve">“Decisão judicial a gente respeita.” Foi o que o Eduardo Paes disse no dia 8. Seis dias depois, o partido dele foi ao Supremo pedir segundo turno no Rio. E eu vou te mostrar por que, juridicamente, esse pedido briga com a própria lei eleitoral.</w:t>
       </w:r>
     </w:p>
     <w:p>
@@ -389,7 +389,7 @@
           <w:sz w:val="28"/>
           <w:szCs w:val="28"/>
         </w:rPr>
-        <w:t xml:space="preserve">ROTEIRO 2 — ATÉ A OAB PEDIU QUE O PROCURADOR-GERAL SAÍSSE DO CASO MASTER. ELE FICOU. E AGORA DEFENDE A VOLTA DO CHEFE DA PF</w:t>
+        <w:t xml:space="preserve">ROTEIRO 2 — ATÉ A OAB PEDIU QUE O PROCURADOR-GERAL FICASSE FORA DA INVESTIGAÇÃO. ELE FICOU. E AGORA DEFENDE A VOLTA DO CHEFE DA PF</w:t>
       </w:r>
     </w:p>
     <w:p>
@@ -434,7 +434,7 @@
           <w:sz w:val="24"/>
           <w:szCs w:val="24"/>
         </w:rPr>
-        <w:t xml:space="preserve">O procurador-geral da República é citado numa mensagem atribuída ao Vorcaro. O diretor-geral da PF também. Até a OAB pediu que o procurador-geral não atuasse no caso. Ele ficou. E agora defende a volta do diretor da PF ao cargo. Isso pode? Vamos pra lei.</w:t>
+        <w:t xml:space="preserve">O procurador-geral da República é citado numa mensagem atribuída ao Vorcaro. O diretor-geral da PF também. Até a OAB pediu que o procurador-geral não atuasse na investigação sobre essas mensagens. Ele ficou. E agora defende a volta do diretor da PF ao cargo. Isso pode? Vamos pra lei.</w:t>
       </w:r>
     </w:p>
     <w:p>
@@ -564,7 +564,7 @@
           <w:sz w:val="24"/>
           <w:szCs w:val="24"/>
         </w:rPr>
-        <w:t xml:space="preserve">O Conselho do próprio Ministério Público Federal decidiu manter o Gonet no caso por 5 a 4. Quase metade achou que ele deveria sair. Na minha opinião, quem é citado, mesmo que só citado, devia ser o primeiro a se afastar. Não por culpa. Por respeito à investigação e a quem está do lado de fora assistindo.</w:t>
+        <w:t xml:space="preserve">O Conselho do próprio Ministério Público Federal rejeitou, por 5 a 4, abrir uma investigação contra o Gonet. Quatro votaram pra aprofundar os fatos. E sobre o afastamento dele, o Conselho disse que não tinha competência pra decidir. Na minha opinião, quem é citado, mesmo que só citado, devia ser o primeiro a se afastar. Não por culpa. Por respeito à investigação e a quem está do lado de fora assistindo.</w:t>
       </w:r>
     </w:p>
     <w:p>
@@ -655,7 +655,7 @@
           <w:sz w:val="18"/>
           <w:szCs w:val="18"/>
         </w:rPr>
-        <w:t xml:space="preserve">• OAB pediu que Gonet não atuasse na petição sobre as mensagens Moraes–Vorcaro, dizendo que o pedido é preventivo e não acusa irregularidade (InfoMoney); associação de delegados (ADPF) pediu o impedimento. Conselho Superior do MPF (25/9/2026): 5 x 4 para manter Gonet e arquivar apuração.</w:t>
+        <w:t xml:space="preserve">• OAB pediu que Gonet não atuasse na petição sobre as mensagens Moraes–Vorcaro, dizendo que o pedido é preventivo e não acusa irregularidade (InfoMoney); associação de delegados (ADPF) pediu o impedimento. Conselho Superior do MPF (25/9/2026, comunicado oficial do MPF): por unanimidade, declarou não ter competência para decidir a suspeição/afastamento de Gonet (o pedido de afastamento foi tido por prejudicado); por 5 x 4, rejeitou a abertura de investigação (Celso Albuquerque, Alexandre Camanho, Hindemburgo Chateaubriant e Nicolao Dino contra; Janice Ascari, Samantha Dobrowolski e José Adonis Callou e mais um a favor de aprofundar). CORRIGIDO em 15/10: o 5 x 4 NÃO foi votação para manter Gonet no caso. O pedido da OAB foi sobre a petição das mensagens Moraes–Vorcaro.</w:t>
       </w:r>
     </w:p>
     <w:p>
@@ -2163,7 +2163,7 @@
           <w:sz w:val="24"/>
           <w:szCs w:val="24"/>
         </w:rPr>
-        <w:t xml:space="preserve">E tem mais: toda lei nasce presumida constitucional. Pra suspender uma lei numa ação de inconstitucionalidade, a lei das ações exige a maioria absoluta do plenário. Não um ministro.</w:t>
+        <w:t xml:space="preserve">E tem mais: toda lei nasce presumida constitucional. A lei das ações de inconstitucionalidade, no artigo 10, exige a maioria absoluta do Supremo pra suspender uma lei numa dessas ações. Mas aqui a suspensão veio por decisões individuais, nas execuções das penas. E o plenário, até hoje, não decidiu nada.</w:t>
       </w:r>
     </w:p>
     <w:p>
@@ -2297,7 +2297,7 @@
           <w:sz w:val="18"/>
           <w:szCs w:val="18"/>
         </w:rPr>
-        <w:t xml:space="preserve">• CF, art. 5º, XL; CP, art. 2º, parágrafo único; CF, art. 22, I; Lei 9.868/1999, art. 10 (cautelar em ADI por maioria absoluta do Tribunal). ATENÇÃO: a suspensão foi nas execuções penais, não uma liminar formal na ADI; por isso o texto diz 'pra suspender uma lei numa ação de inconstitucionalidade, a lei exige a maioria absoluta' (regra geral) e não afirma que Moraes descumpriu esse artigo. Se comentarem isso: 'o efeito prático é o mesmo: a lei deixou de ser aplicada sem o plenário'.</w:t>
+        <w:t xml:space="preserve">• CF, art. 5º, XL; CP, art. 2º, parágrafo único; CF, art. 22, I; Lei 9.868/1999, art. 10 (cautelar em ADI por maioria absoluta do Tribunal). CORRIGIDO em 15/10 (apontamento do GPT, que conferiu o andamento no STF): a suspensão foi por decisões individuais nas execuções penais, com base no art. 493 do CPC, no art. 3º do CPP e no art. 21 do RISTF; não foi cautelar formal na ADI. Por isso o texto não afirma que Moraes violou o art. 10. Se comentarem: 'o efeito prático é que a lei deixou de ser aplicada sem decisão do plenário'.</w:t>
       </w:r>
     </w:p>
     <w:p>

--- a/roteiros/curtos/ROTEIROS_15102026_B.docx
+++ b/roteiros/curtos/ROTEIROS_15102026_B.docx
@@ -655,7 +655,7 @@
           <w:sz w:val="18"/>
           <w:szCs w:val="18"/>
         </w:rPr>
-        <w:t xml:space="preserve">• OAB pediu que Gonet não atuasse na petição sobre as mensagens Moraes–Vorcaro, dizendo que o pedido é preventivo e não acusa irregularidade (InfoMoney); associação de delegados (ADPF) pediu o impedimento. Conselho Superior do MPF (25/9/2026, comunicado oficial do MPF): por unanimidade, declarou não ter competência para decidir a suspeição/afastamento de Gonet (o pedido de afastamento foi tido por prejudicado); por 5 x 4, rejeitou a abertura de investigação (Celso Albuquerque, Alexandre Camanho, Hindemburgo Chateaubriant e Nicolao Dino contra; Janice Ascari, Samantha Dobrowolski e José Adonis Callou e mais um a favor de aprofundar). CORRIGIDO em 15/10: o 5 x 4 NÃO foi votação para manter Gonet no caso. O pedido da OAB foi sobre a petição das mensagens Moraes–Vorcaro.</w:t>
+        <w:t xml:space="preserve">• OAB pediu que Gonet não atuasse na petição sobre as mensagens Moraes–Vorcaro, dizendo que o pedido é preventivo e não acusa irregularidade (InfoMoney); associação de delegados (ADPF) pediu o impedimento. Conselho Superior do MPF (25/9/2026, comunicado oficial): unânime sobre não ter competência para decidir suspeição/afastamento; 5 x 4 contra abrir investigação. CORRIGIDO em 15/10. O pedido da OAB foi sobre a petição das mensagens Moraes–Vorcaro.</w:t>
       </w:r>
     </w:p>
     <w:p>
@@ -685,22 +685,22 @@
           <w:sz w:val="18"/>
           <w:szCs w:val="18"/>
         </w:rPr>
-        <w:t xml:space="preserve">• 🟡 Ponto técnico contrário (só para comentários): a PGR e o Dino dizem que partido político não pode pedir medida cautelar penal (CPP, art. 282, § 2º, e art. 3º-A); resposta: o relator tem o dever de proteger a investigação sob sua responsabilidade e o Plenário vai decidir.</w:t>
-      </w:r>
-    </w:p>
-    <w:p>
-      <w:pPr>
-        <w:spacing w:after="40"/>
-      </w:pPr>
-      <w:r>
-        <w:rPr>
-          <w:rFonts w:ascii="Times New Roman" w:cs="Times New Roman" w:eastAsia="Times New Roman" w:hAnsi="Times New Roman"/>
-          <w:i/>
-          <w:iCs/>
-          <w:sz w:val="18"/>
-          <w:szCs w:val="18"/>
-        </w:rPr>
-        <w:t xml:space="preserve">• NÃO citar Dark Horse, emendas do filme, nem a viagem do filho de Gonet a Londres. Prazo de 90 dias não confirmado. Perfil pessoal, sem impulsionar; nada novo em 25/10.</w:t>
+        <w:t xml:space="preserve">• 🟡 Comentários: partido não pode pedir cautelar penal (CPP, art. 282, § 2º; PGR e Dino); resposta: o Plenário vai decidir.</w:t>
+      </w:r>
+    </w:p>
+    <w:p>
+      <w:pPr>
+        <w:spacing w:after="40"/>
+      </w:pPr>
+      <w:r>
+        <w:rPr>
+          <w:rFonts w:ascii="Times New Roman" w:cs="Times New Roman" w:eastAsia="Times New Roman" w:hAnsi="Times New Roman"/>
+          <w:i/>
+          <w:iCs/>
+          <w:sz w:val="18"/>
+          <w:szCs w:val="18"/>
+        </w:rPr>
+        <w:t xml:space="preserve">• NÃO citar Dark Horse nem a viagem do filho de Gonet. Perfil pessoal, sem impulsionar; nada novo em 25/10.</w:t>
       </w:r>
     </w:p>
     <w:p>
